--- a/assignment_gretl.docx
+++ b/assignment_gretl.docx
@@ -31,19 +31,7 @@
             <w:pStyle w:val="TOCHeading"/>
           </w:pPr>
           <w:r>
-            <w:t xml:space="preserve">Table</w:t>
-          </w:r>
-          <w:r>
-            <w:t xml:space="preserve"> </w:t>
-          </w:r>
-          <w:r>
-            <w:t xml:space="preserve">of</w:t>
-          </w:r>
-          <w:r>
-            <w:t xml:space="preserve"> </w:t>
-          </w:r>
-          <w:r>
-            <w:t xml:space="preserve">contents</w:t>
+            <w:t xml:space="preserve">Table of contents</w:t>
           </w:r>
         </w:p>
         <w:p>
@@ -157,13 +145,7 @@
         <w:t xml:space="preserve"> </w:t>
       </w:r>
       <w:r>
-        <w:t xml:space="preserve">“</w:t>
-      </w:r>
-      <w:r>
-        <w:t xml:space="preserve">To what extent do socioeconomic factors &amp; health-related behaviors influence mortality rates across states?</w:t>
-      </w:r>
-      <w:r>
-        <w:t xml:space="preserve">”</w:t>
+        <w:t xml:space="preserve">“To what extent do socioeconomic factors &amp; health-related behaviors influence mortality rates across states?”</w:t>
       </w:r>
       <w:r>
         <w:t xml:space="preserve">. </w:t>
@@ -1975,7 +1957,11 @@
       </w:r>
     </w:p>
     <w:bookmarkEnd w:id="92"/>
-    <w:sectPr/>
+    <w:sectPr>
+      <w:footnotePr>
+        <w:numRestart w:val="eachSect"/>
+      </w:footnotePr>
+    </w:sectPr>
   </w:body>
 </w:document>
 </file>
@@ -2262,8 +2248,6 @@
     </w:pPr>
     <w:rPr>
       <w:rFonts w:asciiTheme="majorHAnsi" w:cstheme="majorBidi" w:eastAsiaTheme="majorEastAsia" w:hAnsiTheme="majorHAnsi"/>
-      <w:spacing w:val="-10"/>
-      <w:kern w:val="28"/>
       <w:sz w:val="56"/>
       <w:szCs w:val="56"/>
     </w:rPr>
@@ -2276,15 +2260,13 @@
     <w:rsid w:val="00A10FD9"/>
     <w:rPr>
       <w:rFonts w:asciiTheme="majorHAnsi" w:cstheme="majorBidi" w:eastAsiaTheme="majorEastAsia" w:hAnsiTheme="majorHAnsi"/>
-      <w:spacing w:val="-10"/>
-      <w:kern w:val="28"/>
       <w:sz w:val="56"/>
       <w:szCs w:val="56"/>
     </w:rPr>
   </w:style>
   <w:style w:styleId="Subtitle" w:type="paragraph">
     <w:name w:val="Subtitle"/>
-    <w:basedOn w:val="Normal"/>
+    <w:basedOn w:val="Title"/>
     <w:next w:val="BodyText"/>
     <w:link w:val="SubtitleChar"/>
     <w:uiPriority w:val="11"/>
@@ -2297,7 +2279,6 @@
     </w:pPr>
     <w:rPr>
       <w:rFonts w:cstheme="majorBidi" w:eastAsiaTheme="majorEastAsia"/>
-      <w:color w:themeColor="text1" w:themeTint="A6" w:val="595959"/>
       <w:spacing w:val="15"/>
       <w:sz w:val="28"/>
       <w:szCs w:val="28"/>
@@ -2319,23 +2300,31 @@
   </w:style>
   <w:style w:customStyle="1" w:styleId="Author" w:type="paragraph">
     <w:name w:val="Author"/>
+    <w:basedOn w:val="Title"/>
     <w:next w:val="BodyText"/>
     <w:qFormat/>
     <w:pPr>
       <w:keepNext/>
       <w:keepLines/>
-      <w:jc w:val="center"/>
     </w:pPr>
+    <w:rPr>
+      <w:sz w:val="24"/>
+      <w:szCs w:val="24"/>
+    </w:rPr>
   </w:style>
   <w:style w:styleId="Date" w:type="paragraph">
     <w:name w:val="Date"/>
+    <w:basedOn w:val="Title"/>
     <w:next w:val="BodyText"/>
     <w:qFormat/>
     <w:pPr>
       <w:keepNext/>
       <w:keepLines/>
-      <w:jc w:val="center"/>
     </w:pPr>
+    <w:rPr>
+      <w:sz w:val="24"/>
+      <w:szCs w:val="24"/>
+    </w:rPr>
   </w:style>
   <w:style w:customStyle="1" w:styleId="AbstractTitle" w:type="paragraph">
     <w:name w:val="Abstract Title"/>
@@ -2350,7 +2339,6 @@
     </w:pPr>
     <w:rPr>
       <w:b/>
-      <w:color w:val="345A8A"/>
       <w:sz w:val="20"/>
       <w:szCs w:val="20"/>
     </w:rPr>
